--- a/Исправления 3, 4 и ДЗ.docx
+++ b/Исправления 3, 4 и ДЗ.docx
@@ -4,6 +4,7 @@
   <w:body>
     <w:p>
       <w:pPr>
+        <w:spacing w:line="360" w:lineRule="auto"/>
         <w:jc w:val="center"/>
         <w:rPr>
           <w:rFonts w:ascii="Times New Roman" w:hAnsi="Times New Roman" w:cs="Times New Roman"/>
@@ -29,6 +30,7 @@
           <w:ilvl w:val="0"/>
           <w:numId w:val="1"/>
         </w:numPr>
+        <w:spacing w:line="360" w:lineRule="auto"/>
         <w:ind w:left="0" w:firstLine="709"/>
         <w:jc w:val="both"/>
         <w:rPr>
@@ -49,6 +51,7 @@
     <w:p>
       <w:pPr>
         <w:pStyle w:val="a3"/>
+        <w:spacing w:line="360" w:lineRule="auto"/>
         <w:ind w:left="0"/>
         <w:jc w:val="center"/>
         <w:rPr>
@@ -57,6 +60,473 @@
           <w:szCs w:val="28"/>
         </w:rPr>
       </w:pPr>
+      <w:r>
+        <w:rPr>
+          <w:rFonts w:ascii="Times New Roman" w:hAnsi="Times New Roman" w:cs="Times New Roman"/>
+          <w:sz w:val="28"/>
+          <w:szCs w:val="28"/>
+        </w:rPr>
+        <w:drawing>
+          <wp:inline distT="0" distB="0" distL="0" distR="0" wp14:anchorId="5D9B8B22" wp14:editId="1E2C6074">
+            <wp:extent cx="5940425" cy="1087755"/>
+            <wp:effectExtent l="0" t="0" r="3175" b="0"/>
+            <wp:docPr id="1" name="Рисунок 1"/>
+            <wp:cNvGraphicFramePr>
+              <a:graphicFrameLocks xmlns:a="http://schemas.openxmlformats.org/drawingml/2006/main" noChangeAspect="1"/>
+            </wp:cNvGraphicFramePr>
+            <a:graphic xmlns:a="http://schemas.openxmlformats.org/drawingml/2006/main">
+              <a:graphicData uri="http://schemas.openxmlformats.org/drawingml/2006/picture">
+                <pic:pic xmlns:pic="http://schemas.openxmlformats.org/drawingml/2006/picture">
+                  <pic:nvPicPr>
+                    <pic:cNvPr id="1" name=""/>
+                    <pic:cNvPicPr/>
+                  </pic:nvPicPr>
+                  <pic:blipFill>
+                    <a:blip r:embed="rId6"/>
+                    <a:stretch>
+                      <a:fillRect/>
+                    </a:stretch>
+                  </pic:blipFill>
+                  <pic:spPr>
+                    <a:xfrm>
+                      <a:off x="0" y="0"/>
+                      <a:ext cx="5940425" cy="1087755"/>
+                    </a:xfrm>
+                    <a:prstGeom prst="rect">
+                      <a:avLst/>
+                    </a:prstGeom>
+                  </pic:spPr>
+                </pic:pic>
+              </a:graphicData>
+            </a:graphic>
+          </wp:inline>
+        </w:drawing>
+      </w:r>
+    </w:p>
+    <w:p>
+      <w:pPr>
+        <w:pStyle w:val="a3"/>
+        <w:spacing w:line="360" w:lineRule="auto"/>
+        <w:ind w:left="0"/>
+        <w:jc w:val="center"/>
+        <w:rPr>
+          <w:rFonts w:ascii="Times New Roman" w:hAnsi="Times New Roman" w:cs="Times New Roman"/>
+          <w:sz w:val="28"/>
+          <w:szCs w:val="28"/>
+        </w:rPr>
+      </w:pPr>
+      <w:r>
+        <w:rPr>
+          <w:rFonts w:ascii="Times New Roman" w:hAnsi="Times New Roman" w:cs="Times New Roman"/>
+          <w:sz w:val="28"/>
+          <w:szCs w:val="28"/>
+        </w:rPr>
+        <w:drawing>
+          <wp:inline distT="0" distB="0" distL="0" distR="0" wp14:anchorId="5BEA5210" wp14:editId="1AC2021B">
+            <wp:extent cx="5268060" cy="4963218"/>
+            <wp:effectExtent l="0" t="0" r="8890" b="8890"/>
+            <wp:docPr id="2" name="Рисунок 2"/>
+            <wp:cNvGraphicFramePr>
+              <a:graphicFrameLocks xmlns:a="http://schemas.openxmlformats.org/drawingml/2006/main" noChangeAspect="1"/>
+            </wp:cNvGraphicFramePr>
+            <a:graphic xmlns:a="http://schemas.openxmlformats.org/drawingml/2006/main">
+              <a:graphicData uri="http://schemas.openxmlformats.org/drawingml/2006/picture">
+                <pic:pic xmlns:pic="http://schemas.openxmlformats.org/drawingml/2006/picture">
+                  <pic:nvPicPr>
+                    <pic:cNvPr id="1" name=""/>
+                    <pic:cNvPicPr/>
+                  </pic:nvPicPr>
+                  <pic:blipFill>
+                    <a:blip r:embed="rId7"/>
+                    <a:stretch>
+                      <a:fillRect/>
+                    </a:stretch>
+                  </pic:blipFill>
+                  <pic:spPr>
+                    <a:xfrm>
+                      <a:off x="0" y="0"/>
+                      <a:ext cx="5268060" cy="4963218"/>
+                    </a:xfrm>
+                    <a:prstGeom prst="rect">
+                      <a:avLst/>
+                    </a:prstGeom>
+                  </pic:spPr>
+                </pic:pic>
+              </a:graphicData>
+            </a:graphic>
+          </wp:inline>
+        </w:drawing>
+      </w:r>
+    </w:p>
+    <w:p>
+      <w:pPr>
+        <w:pStyle w:val="a3"/>
+        <w:spacing w:line="360" w:lineRule="auto"/>
+        <w:ind w:left="0"/>
+        <w:jc w:val="center"/>
+        <w:rPr>
+          <w:rFonts w:ascii="Times New Roman" w:hAnsi="Times New Roman" w:cs="Times New Roman"/>
+          <w:sz w:val="28"/>
+          <w:szCs w:val="28"/>
+        </w:rPr>
+      </w:pPr>
+    </w:p>
+    <w:p>
+      <w:pPr>
+        <w:pStyle w:val="a3"/>
+        <w:spacing w:line="360" w:lineRule="auto"/>
+        <w:ind w:left="0"/>
+        <w:jc w:val="center"/>
+        <w:rPr>
+          <w:rFonts w:ascii="Times New Roman" w:hAnsi="Times New Roman" w:cs="Times New Roman"/>
+          <w:sz w:val="28"/>
+          <w:szCs w:val="28"/>
+        </w:rPr>
+      </w:pPr>
+    </w:p>
+    <w:p>
+      <w:pPr>
+        <w:pStyle w:val="a3"/>
+        <w:spacing w:line="360" w:lineRule="auto"/>
+        <w:ind w:left="0"/>
+        <w:jc w:val="center"/>
+        <w:rPr>
+          <w:rFonts w:ascii="Times New Roman" w:hAnsi="Times New Roman" w:cs="Times New Roman"/>
+          <w:sz w:val="28"/>
+          <w:szCs w:val="28"/>
+        </w:rPr>
+      </w:pPr>
+    </w:p>
+    <w:p>
+      <w:pPr>
+        <w:pStyle w:val="a3"/>
+        <w:spacing w:line="360" w:lineRule="auto"/>
+        <w:ind w:left="0"/>
+        <w:jc w:val="center"/>
+        <w:rPr>
+          <w:rFonts w:ascii="Times New Roman" w:hAnsi="Times New Roman" w:cs="Times New Roman"/>
+          <w:sz w:val="28"/>
+          <w:szCs w:val="28"/>
+        </w:rPr>
+      </w:pPr>
+    </w:p>
+    <w:p>
+      <w:pPr>
+        <w:pStyle w:val="a3"/>
+        <w:spacing w:line="360" w:lineRule="auto"/>
+        <w:ind w:left="0"/>
+        <w:jc w:val="center"/>
+        <w:rPr>
+          <w:rFonts w:ascii="Times New Roman" w:hAnsi="Times New Roman" w:cs="Times New Roman"/>
+          <w:sz w:val="28"/>
+          <w:szCs w:val="28"/>
+        </w:rPr>
+      </w:pPr>
+    </w:p>
+    <w:p>
+      <w:pPr>
+        <w:pStyle w:val="a3"/>
+        <w:spacing w:line="360" w:lineRule="auto"/>
+        <w:ind w:left="0"/>
+        <w:jc w:val="center"/>
+        <w:rPr>
+          <w:rFonts w:ascii="Times New Roman" w:hAnsi="Times New Roman" w:cs="Times New Roman"/>
+          <w:sz w:val="28"/>
+          <w:szCs w:val="28"/>
+        </w:rPr>
+      </w:pPr>
+    </w:p>
+    <w:p>
+      <w:pPr>
+        <w:pStyle w:val="a3"/>
+        <w:numPr>
+          <w:ilvl w:val="0"/>
+          <w:numId w:val="1"/>
+        </w:numPr>
+        <w:tabs>
+          <w:tab w:val="left" w:pos="1560"/>
+          <w:tab w:val="left" w:pos="4678"/>
+          <w:tab w:val="left" w:pos="5387"/>
+        </w:tabs>
+        <w:spacing w:line="360" w:lineRule="auto"/>
+        <w:ind w:left="0" w:firstLine="709"/>
+        <w:jc w:val="both"/>
+        <w:rPr>
+          <w:rFonts w:ascii="Times New Roman" w:hAnsi="Times New Roman" w:cs="Times New Roman"/>
+          <w:sz w:val="28"/>
+          <w:szCs w:val="28"/>
+        </w:rPr>
+      </w:pPr>
+      <w:r>
+        <w:rPr>
+          <w:rFonts w:ascii="Times New Roman" w:hAnsi="Times New Roman" w:cs="Times New Roman"/>
+          <w:sz w:val="28"/>
+          <w:szCs w:val="28"/>
+        </w:rPr>
+        <w:lastRenderedPageBreak/>
+        <w:t xml:space="preserve">На сайт из ЛР3 добавлен </w:t>
+      </w:r>
+      <w:proofErr w:type="spellStart"/>
+      <w:r>
+        <w:rPr>
+          <w:rFonts w:ascii="Times New Roman" w:hAnsi="Times New Roman" w:cs="Times New Roman"/>
+          <w:sz w:val="28"/>
+          <w:szCs w:val="28"/>
+        </w:rPr>
+        <w:t>хэдер</w:t>
+      </w:r>
+      <w:proofErr w:type="spellEnd"/>
+      <w:r>
+        <w:rPr>
+          <w:rFonts w:ascii="Times New Roman" w:hAnsi="Times New Roman" w:cs="Times New Roman"/>
+          <w:sz w:val="28"/>
+          <w:szCs w:val="28"/>
+        </w:rPr>
+        <w:t xml:space="preserve"> с кнопкой «домой»</w:t>
+      </w:r>
+    </w:p>
+    <w:p>
+      <w:pPr>
+        <w:pStyle w:val="a3"/>
+        <w:tabs>
+          <w:tab w:val="left" w:pos="1560"/>
+          <w:tab w:val="left" w:pos="4678"/>
+          <w:tab w:val="left" w:pos="5387"/>
+        </w:tabs>
+        <w:spacing w:line="360" w:lineRule="auto"/>
+        <w:ind w:left="0"/>
+        <w:jc w:val="center"/>
+        <w:rPr>
+          <w:rFonts w:ascii="Times New Roman" w:hAnsi="Times New Roman" w:cs="Times New Roman"/>
+          <w:sz w:val="28"/>
+          <w:szCs w:val="28"/>
+        </w:rPr>
+      </w:pPr>
+      <w:r>
+        <w:rPr>
+          <w:rFonts w:ascii="Times New Roman" w:hAnsi="Times New Roman" w:cs="Times New Roman"/>
+          <w:sz w:val="28"/>
+          <w:szCs w:val="28"/>
+          <w:u w:val="single"/>
+        </w:rPr>
+        <w:drawing>
+          <wp:inline distT="0" distB="0" distL="0" distR="0" wp14:anchorId="1A22D8A8" wp14:editId="66740CAA">
+            <wp:extent cx="5940425" cy="201295"/>
+            <wp:effectExtent l="0" t="0" r="3175" b="8255"/>
+            <wp:docPr id="3" name="Рисунок 3"/>
+            <wp:cNvGraphicFramePr>
+              <a:graphicFrameLocks xmlns:a="http://schemas.openxmlformats.org/drawingml/2006/main" noChangeAspect="1"/>
+            </wp:cNvGraphicFramePr>
+            <a:graphic xmlns:a="http://schemas.openxmlformats.org/drawingml/2006/main">
+              <a:graphicData uri="http://schemas.openxmlformats.org/drawingml/2006/picture">
+                <pic:pic xmlns:pic="http://schemas.openxmlformats.org/drawingml/2006/picture">
+                  <pic:nvPicPr>
+                    <pic:cNvPr id="1" name=""/>
+                    <pic:cNvPicPr/>
+                  </pic:nvPicPr>
+                  <pic:blipFill>
+                    <a:blip r:embed="rId8"/>
+                    <a:stretch>
+                      <a:fillRect/>
+                    </a:stretch>
+                  </pic:blipFill>
+                  <pic:spPr>
+                    <a:xfrm>
+                      <a:off x="0" y="0"/>
+                      <a:ext cx="5940425" cy="201295"/>
+                    </a:xfrm>
+                    <a:prstGeom prst="rect">
+                      <a:avLst/>
+                    </a:prstGeom>
+                  </pic:spPr>
+                </pic:pic>
+              </a:graphicData>
+            </a:graphic>
+          </wp:inline>
+        </w:drawing>
+      </w:r>
+    </w:p>
+    <w:p>
+      <w:pPr>
+        <w:pStyle w:val="a3"/>
+        <w:tabs>
+          <w:tab w:val="left" w:pos="1560"/>
+          <w:tab w:val="left" w:pos="4678"/>
+          <w:tab w:val="left" w:pos="5387"/>
+        </w:tabs>
+        <w:spacing w:line="360" w:lineRule="auto"/>
+        <w:ind w:left="0"/>
+        <w:jc w:val="center"/>
+        <w:rPr>
+          <w:rFonts w:ascii="Times New Roman" w:hAnsi="Times New Roman" w:cs="Times New Roman"/>
+          <w:sz w:val="28"/>
+          <w:szCs w:val="28"/>
+        </w:rPr>
+      </w:pPr>
+      <w:r>
+        <w:rPr>
+          <w:rFonts w:ascii="Times New Roman" w:hAnsi="Times New Roman" w:cs="Times New Roman"/>
+          <w:sz w:val="28"/>
+          <w:szCs w:val="28"/>
+        </w:rPr>
+        <w:drawing>
+          <wp:inline distT="0" distB="0" distL="0" distR="0" wp14:anchorId="5360EA5D" wp14:editId="53A1EE6D">
+            <wp:extent cx="5353050" cy="4798872"/>
+            <wp:effectExtent l="0" t="0" r="0" b="1905"/>
+            <wp:docPr id="4" name="Рисунок 4"/>
+            <wp:cNvGraphicFramePr>
+              <a:graphicFrameLocks xmlns:a="http://schemas.openxmlformats.org/drawingml/2006/main" noChangeAspect="1"/>
+            </wp:cNvGraphicFramePr>
+            <a:graphic xmlns:a="http://schemas.openxmlformats.org/drawingml/2006/main">
+              <a:graphicData uri="http://schemas.openxmlformats.org/drawingml/2006/picture">
+                <pic:pic xmlns:pic="http://schemas.openxmlformats.org/drawingml/2006/picture">
+                  <pic:nvPicPr>
+                    <pic:cNvPr id="1" name=""/>
+                    <pic:cNvPicPr/>
+                  </pic:nvPicPr>
+                  <pic:blipFill rotWithShape="1">
+                    <a:blip r:embed="rId9"/>
+                    <a:srcRect r="33298"/>
+                    <a:stretch/>
+                  </pic:blipFill>
+                  <pic:spPr bwMode="auto">
+                    <a:xfrm>
+                      <a:off x="0" y="0"/>
+                      <a:ext cx="5367246" cy="4811598"/>
+                    </a:xfrm>
+                    <a:prstGeom prst="rect">
+                      <a:avLst/>
+                    </a:prstGeom>
+                    <a:ln>
+                      <a:noFill/>
+                    </a:ln>
+                    <a:extLst>
+                      <a:ext uri="{53640926-AAD7-44D8-BBD7-CCE9431645EC}">
+                        <a14:shadowObscured xmlns:a14="http://schemas.microsoft.com/office/drawing/2010/main"/>
+                      </a:ext>
+                    </a:extLst>
+                  </pic:spPr>
+                </pic:pic>
+              </a:graphicData>
+            </a:graphic>
+          </wp:inline>
+        </w:drawing>
+      </w:r>
+    </w:p>
+    <w:p>
+      <w:pPr>
+        <w:pStyle w:val="a3"/>
+        <w:numPr>
+          <w:ilvl w:val="0"/>
+          <w:numId w:val="1"/>
+        </w:numPr>
+        <w:tabs>
+          <w:tab w:val="left" w:pos="1560"/>
+          <w:tab w:val="left" w:pos="4678"/>
+          <w:tab w:val="left" w:pos="5387"/>
+        </w:tabs>
+        <w:spacing w:line="360" w:lineRule="auto"/>
+        <w:ind w:left="0" w:firstLine="709"/>
+        <w:jc w:val="both"/>
+        <w:rPr>
+          <w:rFonts w:ascii="Times New Roman" w:hAnsi="Times New Roman" w:cs="Times New Roman"/>
+          <w:sz w:val="28"/>
+          <w:szCs w:val="28"/>
+        </w:rPr>
+      </w:pPr>
+      <w:r>
+        <w:rPr>
+          <w:rFonts w:ascii="Times New Roman" w:hAnsi="Times New Roman" w:cs="Times New Roman"/>
+          <w:sz w:val="28"/>
+          <w:szCs w:val="28"/>
+        </w:rPr>
+        <w:t xml:space="preserve">Для карточек настроен </w:t>
+      </w:r>
+      <w:r>
+        <w:rPr>
+          <w:rFonts w:ascii="Times New Roman" w:hAnsi="Times New Roman" w:cs="Times New Roman"/>
+          <w:sz w:val="28"/>
+          <w:szCs w:val="28"/>
+          <w:lang w:val="en-US"/>
+        </w:rPr>
+        <w:t>CSS</w:t>
+      </w:r>
+      <w:r>
+        <w:rPr>
+          <w:rFonts w:ascii="Times New Roman" w:hAnsi="Times New Roman" w:cs="Times New Roman"/>
+          <w:sz w:val="28"/>
+          <w:szCs w:val="28"/>
+        </w:rPr>
+        <w:t xml:space="preserve"> </w:t>
+      </w:r>
+      <w:r>
+        <w:rPr>
+          <w:rFonts w:ascii="Times New Roman" w:hAnsi="Times New Roman" w:cs="Times New Roman"/>
+          <w:sz w:val="28"/>
+          <w:szCs w:val="28"/>
+        </w:rPr>
+        <w:t>так, чтобы они располагались в несколько рядов</w:t>
+      </w:r>
+    </w:p>
+    <w:p>
+      <w:pPr>
+        <w:pStyle w:val="a3"/>
+        <w:tabs>
+          <w:tab w:val="left" w:pos="1560"/>
+          <w:tab w:val="left" w:pos="4678"/>
+          <w:tab w:val="left" w:pos="5387"/>
+        </w:tabs>
+        <w:spacing w:line="360" w:lineRule="auto"/>
+        <w:ind w:left="0"/>
+        <w:jc w:val="center"/>
+        <w:rPr>
+          <w:rFonts w:ascii="Times New Roman" w:hAnsi="Times New Roman" w:cs="Times New Roman"/>
+          <w:sz w:val="28"/>
+          <w:szCs w:val="28"/>
+        </w:rPr>
+      </w:pPr>
+      <w:r>
+        <w:rPr>
+          <w:rFonts w:ascii="Times New Roman" w:hAnsi="Times New Roman" w:cs="Times New Roman"/>
+          <w:sz w:val="28"/>
+          <w:szCs w:val="28"/>
+        </w:rPr>
+        <w:drawing>
+          <wp:inline distT="0" distB="0" distL="0" distR="0" wp14:anchorId="111D404C" wp14:editId="0A185F17">
+            <wp:extent cx="5940425" cy="2852420"/>
+            <wp:effectExtent l="0" t="0" r="3175" b="5080"/>
+            <wp:docPr id="5" name="Рисунок 5"/>
+            <wp:cNvGraphicFramePr>
+              <a:graphicFrameLocks xmlns:a="http://schemas.openxmlformats.org/drawingml/2006/main" noChangeAspect="1"/>
+            </wp:cNvGraphicFramePr>
+            <a:graphic xmlns:a="http://schemas.openxmlformats.org/drawingml/2006/main">
+              <a:graphicData uri="http://schemas.openxmlformats.org/drawingml/2006/picture">
+                <pic:pic xmlns:pic="http://schemas.openxmlformats.org/drawingml/2006/picture">
+                  <pic:nvPicPr>
+                    <pic:cNvPr id="1" name=""/>
+                    <pic:cNvPicPr/>
+                  </pic:nvPicPr>
+                  <pic:blipFill>
+                    <a:blip r:embed="rId10"/>
+                    <a:stretch>
+                      <a:fillRect/>
+                    </a:stretch>
+                  </pic:blipFill>
+                  <pic:spPr>
+                    <a:xfrm>
+                      <a:off x="0" y="0"/>
+                      <a:ext cx="5940425" cy="2852420"/>
+                    </a:xfrm>
+                    <a:prstGeom prst="rect">
+                      <a:avLst/>
+                    </a:prstGeom>
+                  </pic:spPr>
+                </pic:pic>
+              </a:graphicData>
+            </a:graphic>
+          </wp:inline>
+        </w:drawing>
+      </w:r>
       <w:bookmarkStart w:id="0" w:name="_GoBack"/>
       <w:bookmarkEnd w:id="0"/>
     </w:p>
@@ -75,7 +545,7 @@
   <w:abstractNum w:abstractNumId="0" w15:restartNumberingAfterBreak="0">
     <w:nsid w:val="01803C8C"/>
     <w:multiLevelType w:val="hybridMultilevel"/>
-    <w:tmpl w:val="2976DCE4"/>
+    <w:tmpl w:val="914EE708"/>
     <w:lvl w:ilvl="0" w:tplc="0419000F">
       <w:start w:val="1"/>
       <w:numFmt w:val="decimal"/>
@@ -858,4 +1328,16 @@
     </a:ext>
   </a:extLst>
 </a:theme>
+</file>
+
+<file path=customXml/item1.xml><?xml version="1.0" encoding="utf-8"?>
+<b:Sources xmlns:b="http://schemas.openxmlformats.org/officeDocument/2006/bibliography" xmlns="http://schemas.openxmlformats.org/officeDocument/2006/bibliography" SelectedStyle="\APASixthEditionOfficeOnline.xsl" StyleName="APA" Version="6"/>
+</file>
+
+<file path=customXml/itemProps1.xml><?xml version="1.0" encoding="utf-8"?>
+<ds:datastoreItem xmlns:ds="http://schemas.openxmlformats.org/officeDocument/2006/customXml" ds:itemID="{96B8F502-C069-40F9-A566-B289ACB13B6F}">
+  <ds:schemaRefs>
+    <ds:schemaRef ds:uri="http://schemas.openxmlformats.org/officeDocument/2006/bibliography"/>
+  </ds:schemaRefs>
+</ds:datastoreItem>
 </file>